--- a/信吾/KPMG/添付ファイル/KPMG_ケース面接_振り返り-5.docx
+++ b/信吾/KPMG/添付ファイル/KPMG_ケース面接_振り返り-5.docx
@@ -200,7 +200,7 @@
           </w:tcPr>
           <w:p>
             <w:r>
-              <w:t xml:space="preserve">国・自治体の補助でハイブリッド車と実質同価格でも普及が進まない事実から、価格は本質的なボトルネックではないと判断</w:t>
+              <w:t xml:space="preserve">国・自治体の補助でBEVが実質ハイブリッド車と同価格でも、日本のBEV購入意向は2021年11%→2022年12%とほぼ横ばいで大きく動いていない事実から、価格は本質的なボトルネックではないと判断</w:t>
             </w:r>
           </w:p>
         </w:tc>
@@ -386,7 +386,7 @@
           </w:tcPr>
           <w:p>
             <w:r>
-              <w:t xml:space="preserve">自社の商品戦略のみで完結でき、トヨタが単独で意思決定・実行できる領域</w:t>
+              <w:t xml:space="preserve">順位上は最下位(4位相当)だが、新型車投入で関心度は上昇しているのに購買意欲に転換できていない(AIDMAの興味→行動の断絶)ことから、車種拡充を購買行動転換の鍵と位置づけインパクト4点と評価。コントロールは自社の商品戦略のみで完結でき、トヨタが単独で意思決定・実行できる領域のため5点とした</w:t>
             </w:r>
           </w:p>
         </w:tc>
@@ -669,7 +669,7 @@
     </w:p>
     <w:p>
       <w:r>
-        <w:t xml:space="preserve">A. インパクトは、KPMG Insight Vol.60における「BEVを選択しない理由」の記載順位(充電インフラの問題、購入価格の問題が上位、航続距離の問題、乗りたいクルマがないが続く)を基準としました。コントロールは、24th Annual Global Automotive Executive Surveyにおける「EV充電ステーションの運営に最も適した主体」の設問結果(充電ネットワーク19%、電力会社19%、Tesla17%、既存石油会社17%と特定の担い手に集中していない)を踏まえ、トヨタが単独または提携によって関与できる余地の大きさを基準に評価しました。</w:t>
+        <w:t xml:space="preserve">A. インパクトとコントロールは、以下の基準で評価しました。【インパクト】KPMG Insight Vol.60の「BEVを選択しない理由」の記載順位(充電インフラ→価格→航続距離→乗りたいクルマがない)を出発点とし、1位相当5点〜4位相当2点で割り付けました。ただし、機械的な順位当てはめでは説明できない2要因は以下の通り補正しています。①価格は、順位上は2位相当ですが、政府・自治体の補助でBEVが実質ハイブリッド車と同価格で買える状況にもかかわらず、日本の消費者のBEV購入意向は2021年11%→2022年12%とほぼ横ばいで大きくは動いていません(同資料図表3)。「価格を下げても普及率が動いていない」という事実から、価格自体は本質的なボトルネックではないと判断し、順位より1段階低い3点に補正しました。④車種の少なさは、順位上は最下位(4位相当)ですが、同資料は「BEVの発表・発売が相次ぎ...関心度は大きく上がっていますが、それが購買意欲にはつながっていない」と指摘しています。AIDMAでいう「興味」は新型車投入で喚起されているものの、そこから「購買行動」への転換ができていないと解釈し、車種拡充を購買行動へのラストピースと位置づけ、順位よりも高い4点としました。【コントロール】以下の基準で評価しました。5点:自社の意思決定のみで完結し、外部プレイヤー・規制・地政学要因への依存がない。4点:関与プレイヤーが分散しており、提携等で自社が入り込む余地が大きい。2点:業界横断的な構造要因(地政学リスク・人材獲得競争等)に強く規定され、自社単独の改善余地が限定的。この基準で、②充電インフラは24th Annual Global Automotive Executive Surveyの「EV充電ステーション運営の最適な担い手」設問(充電ネットワーク19%・電力会社19%・Tesla17%・石油会社17%と特定プレイヤーへの集中なし)から4点、④車種の少なさは外部要因に依存せず自社完結のため5点、⑥資源国依存・⑦人材不足はそれぞれ地政学リスク・業界横断の人材獲得競争という自社単独で動かしにくい構造要因のため2点としました。</w:t>
       </w:r>
     </w:p>
     <w:p>
@@ -703,7 +703,7 @@
     </w:p>
     <w:p>
       <w:r>
-        <w:t xml:space="preserve">A. 国や自治体の補助により、BEVは実質的にハイブリッド車と同水準の価格で購入可能な状況になっているにもかかわらず、日本の消費者のBEV購入意向はKPMG Insight Vol.60によれば2021年・2022年ともに12%で横ばいという事実があります。この点から、価格そのものは普及を妨げる本質的な要因ではないと判断し、インパクトを低く評価しました。</w:t>
+        <w:t xml:space="preserve">A. 国や自治体の補助により、BEVは実質的にハイブリッド車と同水準の価格で購入可能な状況になっているにもかかわらず、日本の消費者のBEV購入意向はKPMG Insight Vol.60によれば2021年11%→2022年12%とほぼ横ばいという事実があります。この点から、価格そのものは普及を妨げる本質的な要因ではないと判断し、インパクトを低く評価しました。</w:t>
       </w:r>
     </w:p>
     <w:p>
@@ -754,7 +754,7 @@
     </w:p>
     <w:p>
       <w:r>
-        <w:t xml:space="preserve">A. 充電設備の充実案のうち、他社(コンビニ・マンション)との協業は、KPMG Insight Vol.60が指摘する集合住宅における自宅充電の整備困難という課題に対応する打ち手です。電力会社との合弁会社設立案は、24th Annual Global Automotive Executive Surveyにおいて電力会社が充電インフラの担い手として最有力候補の一角(19%)に位置づけられている点を根拠としています。BEV車種増強については、信吾自身の判断として、商品ラインナップの拡充が競争力向上につながると位置づけました。</w:t>
+        <w:t xml:space="preserve">A. 充電設備の充実案のうち、他社(コンビニ・マンション)との協業は、24th Annual Global Automotive Executive Surveyが指摘する高密度居住エリアでは自宅充電が選択肢にならないという課題(集合住宅駐車場での充電18%等)に対応する打ち手です。電力会社との合弁会社設立案は、24th Annual Global Automotive Executive Surveyにおいて電力会社が充電インフラの担い手として最有力候補の一角(19%)に位置づけられている点を根拠としています。BEV車種増強については、信吾自身の判断として、商品ラインナップの拡充が競争力向上につながると位置づけました。</w:t>
       </w:r>
     </w:p>
     <w:p>
@@ -839,7 +839,7 @@
     </w:p>
     <w:p>
       <w:r>
-        <w:t xml:space="preserve">A. 24th Annual Global Automotive Executive Surveyにおいて、2030年のBEV市場リーダー予測でトヨタが7位に浮上しており、日本市場では存在感を強めつつある一方、Tesla・BMW・Audiなど上位勢とはまだ差があるという記載がありました。世界最大級の生産・販売台数を持つメーカーでありながら、BEVでは上位に食い込めていないというギャップに着目しました。また、KPMG Insight Vol.60は日本市場の消費者動向(BEV購入意向12%、充電・価格への懸念等)を分析したレポートであり、日本を代表する自動車メーカーであるトヨタを対象とすることで、この日本特有の課題に最も直結した提言ができると考え、トヨタを選びました。</w:t>
+        <w:t xml:space="preserve">A. 世界最大級の生産・販売台数を持つトヨタが、2030年BEV市場リーダー予測では7位にとどまり、しかも新興メーカーBYD(6位)にすら先を越されている点に強い危機感を覚えました。同時に、これまでBEV市場に未参入のAppleも前回8位から今回4位へ急浮上しており、既存自動車メーカー以外からの参入圧力も強まっています。生産規模で世界トップクラスでありながらBEVでは苦戦しているというギャップと、新興・異業種プレイヤー双方からの追い上げという二正面の脅威に直面している点で、トヨタは提言の題材として最も緊急性が高いと判断しました。また、同資料では「日本ではトヨタが急速に台頭している(Toyota is making rapid headway)」とも触れられており、自動運転タクシー分野でも国内2位にWoven by Toyotaが位置づけられるなど、新技術領域への投資・実行力はすでに一定水準あることも確認できます。加えて、信吾自身の知識になりますが、トヨタは軽自動車を除くほぼ全セグメント(コンパクト・セダン・SUV・ミニバン・商用車等)でICE/HVモデルを幅広く展開しており、さらに2016年にダイハツを完全子会社化していることから、資本関係を通じて実質的に軽自動車セグメントもカバーしています。本提言の柱の一つである「④BEV車種の増強」は、既存の人気車種・車格へBEVバリエーションを追加するという内容であり、すでに幅広い車種ポートフォリオを持つトヨタであれば、新規セグメントの立ち上げを伴わずに既存プラットフォーム・生産体制・販売網を活かしてBEV展開を進めやすいと考えられます。つまりトヨタは、危機感の大きさだけでなく、本提言(特に④車種拡充)の実行可能性の高さという観点からも適した対象であると判断しました。さらに、KPMG Insight Vol.60は日本の消費者動向(BEV購入意向11%→12%とほぼ横ばい、充電・価格への懸念等)を分析したレポートであり、日本を代表する自動車メーカーであるトヨタを対象とすることで、配布された2資料(グローバル経営者調査＋日本消費者調査)を最大限活用した提言ができると考え、トヨタを選びました。</w:t>
       </w:r>
     </w:p>
     <w:p/>
